--- a/docs/03-planeacion/P2. Plan_Gestión_del_Cronograma.(GASTRO-SIM).(11-10-2026).(v1.0).docx
+++ b/docs/03-planeacion/P2. Plan_Gestión_del_Cronograma.(GASTRO-SIM).(11-10-2026).(v1.0).docx
@@ -3715,56 +3715,56 @@
     <w:r>
       <w:rPr>
         <w:rFonts w:ascii="Boxed Book" w:eastAsia="Calibri" w:hAnsi="Boxed Book" w:cs="Apple Chancery"/>
-        <w:color w:val="44546A" w:themeColor="text2"/>
+        <w:color w:val="000000"/>
       </w:rPr>
       <w:t>P</w:t>
     </w:r>
     <w:r>
       <w:rPr>
         <w:rFonts w:ascii="Boxed Book" w:eastAsia="Calibri" w:hAnsi="Boxed Book" w:cs="Apple Chancery"/>
-        <w:color w:val="44546A" w:themeColor="text2"/>
+        <w:color w:val="000000"/>
       </w:rPr>
       <w:t>roject</w:t>
     </w:r>
     <w:r>
       <w:rPr>
         <w:rFonts w:ascii="Boxed Book" w:eastAsia="Calibri" w:hAnsi="Boxed Book" w:cs="Apple Chancery"/>
-        <w:color w:val="44546A" w:themeColor="text2"/>
+        <w:color w:val="000000"/>
       </w:rPr>
       <w:t>M</w:t>
     </w:r>
     <w:r>
       <w:rPr>
         <w:rFonts w:ascii="Boxed Book" w:eastAsia="Calibri" w:hAnsi="Boxed Book" w:cs="Apple Chancery"/>
-        <w:color w:val="44546A" w:themeColor="text2"/>
+        <w:color w:val="000000"/>
       </w:rPr>
       <w:t>anagement</w:t>
     </w:r>
     <w:r>
       <w:rPr>
         <w:rFonts w:ascii="Boxed Book" w:eastAsia="Calibri" w:hAnsi="Boxed Book" w:cs="Apple Chancery"/>
-        <w:color w:val="44546A" w:themeColor="text2"/>
+        <w:color w:val="000000"/>
       </w:rPr>
       <w:t>D</w:t>
     </w:r>
     <w:r>
       <w:rPr>
         <w:rFonts w:ascii="Boxed Book" w:eastAsia="Calibri" w:hAnsi="Boxed Book" w:cs="Apple Chancery"/>
-        <w:color w:val="44546A" w:themeColor="text2"/>
+        <w:color w:val="000000"/>
       </w:rPr>
       <w:t>ocs</w:t>
     </w:r>
     <w:r>
       <w:rPr>
         <w:rFonts w:ascii="Boxed Book" w:hAnsi="Boxed Book" w:cs="Apple Chancery"/>
-        <w:color w:val="44546A" w:themeColor="text2"/>
+        <w:color w:val="000000"/>
       </w:rPr>
       <w:t>.</w:t>
     </w:r>
     <w:r>
       <w:rPr>
         <w:rFonts w:ascii="Boxed Book" w:eastAsia="Calibri" w:hAnsi="Boxed Book" w:cs="Apple Chancery"/>
-        <w:color w:val="44546A" w:themeColor="text2"/>
+        <w:color w:val="000000"/>
       </w:rPr>
       <w:t>com</w:t>
     </w:r>
@@ -4869,7 +4869,7 @@
     <w:uiPriority w:val="99"/>
     <w:rsid w:val="006A33D8"/>
     <w:rPr>
-      <w:color w:val="0000FF"/>
+      <w:color w:val="000000"/>
       <w:u w:val="single"/>
     </w:rPr>
   </w:style>
